--- a/format1.docx
+++ b/format1.docx
@@ -1,6 +1,6 @@
 
 <file path=word/document.xml><?xml version="1.0" encoding="utf-8"?>
-<w:document xmlns:wpc="http://schemas.microsoft.com/office/word/2010/wordprocessingCanvas" xmlns:cx="http://schemas.microsoft.com/office/drawing/2014/chartex" xmlns:cx1="http://schemas.microsoft.com/office/drawing/2015/9/8/chartex" xmlns:cx2="http://schemas.microsoft.com/office/drawing/2015/10/21/chartex" xmlns:cx3="http://schemas.microsoft.com/office/drawing/2016/5/9/chartex" xmlns:cx4="http://schemas.microsoft.com/office/drawing/2016/5/10/chartex" xmlns:cx5="http://schemas.microsoft.com/office/drawing/2016/5/11/chartex" xmlns:cx6="http://schemas.microsoft.com/office/drawing/2016/5/12/chartex" xmlns:cx7="http://schemas.microsoft.com/office/drawing/2016/5/13/chartex" xmlns:cx8="http://schemas.microsoft.com/office/drawing/2016/5/14/chartex" xmlns:mc="http://schemas.openxmlformats.org/markup-compatibility/2006" xmlns:aink="http://schemas.microsoft.com/office/drawing/2016/ink" xmlns:am3d="http://schemas.microsoft.com/office/drawing/2017/model3d" xmlns:o="urn:schemas-microsoft-com:office:office" xmlns:oel="http://schemas.microsoft.com/office/2019/extlst" xmlns:r="http://schemas.openxmlformats.org/officeDocument/2006/relationships" xmlns:m="http://schemas.openxmlformats.org/officeDocument/2006/math" xmlns:v="urn:schemas-microsoft-com:vml" xmlns:wp14="http://schemas.microsoft.com/office/word/2010/wordprocessingDrawing" xmlns:wp="http://schemas.openxmlformats.org/drawingml/2006/wordprocessingDrawing" xmlns:w10="urn:schemas-microsoft-com:office:word" xmlns:w="http://schemas.openxmlformats.org/wordprocessingml/2006/main" xmlns:w14="http://schemas.microsoft.com/office/word/2010/wordml" xmlns:w15="http://schemas.microsoft.com/office/word/2012/wordml" xmlns:w16cex="http://schemas.microsoft.com/office/word/2018/wordml/cex" xmlns:w16cid="http://schemas.microsoft.com/office/word/2016/wordml/cid" xmlns:w16="http://schemas.microsoft.com/office/word/2018/wordml" xmlns:w16sdtdh="http://schemas.microsoft.com/office/word/2020/wordml/sdtdatahash" xmlns:w16se="http://schemas.microsoft.com/office/word/2015/wordml/symex" xmlns:wpg="http://schemas.microsoft.com/office/word/2010/wordprocessingGroup" xmlns:wpi="http://schemas.microsoft.com/office/word/2010/wordprocessingInk" xmlns:wne="http://schemas.microsoft.com/office/word/2006/wordml" xmlns:wps="http://schemas.microsoft.com/office/word/2010/wordprocessingShape" mc:Ignorable="w14 w15 w16se w16cid w16 w16cex w16sdtdh wp14">
+<w:document xmlns:wpc="http://schemas.microsoft.com/office/word/2010/wordprocessingCanvas" xmlns:cx="http://schemas.microsoft.com/office/drawing/2014/chartex" xmlns:cx1="http://schemas.microsoft.com/office/drawing/2015/9/8/chartex" xmlns:cx2="http://schemas.microsoft.com/office/drawing/2015/10/21/chartex" xmlns:cx3="http://schemas.microsoft.com/office/drawing/2016/5/9/chartex" xmlns:cx4="http://schemas.microsoft.com/office/drawing/2016/5/10/chartex" xmlns:cx5="http://schemas.microsoft.com/office/drawing/2016/5/11/chartex" xmlns:cx6="http://schemas.microsoft.com/office/drawing/2016/5/12/chartex" xmlns:cx7="http://schemas.microsoft.com/office/drawing/2016/5/13/chartex" xmlns:cx8="http://schemas.microsoft.com/office/drawing/2016/5/14/chartex" xmlns:mc="http://schemas.openxmlformats.org/markup-compatibility/2006" xmlns:aink="http://schemas.microsoft.com/office/drawing/2016/ink" xmlns:am3d="http://schemas.microsoft.com/office/drawing/2017/model3d" xmlns:o="urn:schemas-microsoft-com:office:office" xmlns:oel="http://schemas.microsoft.com/office/2019/extlst" xmlns:r="http://schemas.openxmlformats.org/officeDocument/2006/relationships" xmlns:m="http://schemas.openxmlformats.org/officeDocument/2006/math" xmlns:v="urn:schemas-microsoft-com:vml" xmlns:wp14="http://schemas.microsoft.com/office/word/2010/wordprocessingDrawing" xmlns:wp="http://schemas.openxmlformats.org/drawingml/2006/wordprocessingDrawing" xmlns:w10="urn:schemas-microsoft-com:office:word" xmlns:w="http://schemas.openxmlformats.org/wordprocessingml/2006/main" xmlns:w14="http://schemas.microsoft.com/office/word/2010/wordml" xmlns:w15="http://schemas.microsoft.com/office/word/2012/wordml" xmlns:w16cex="http://schemas.microsoft.com/office/word/2018/wordml/cex" xmlns:w16cid="http://schemas.microsoft.com/office/word/2016/wordml/cid" xmlns:w16="http://schemas.microsoft.com/office/word/2018/wordml" xmlns:w16du="http://schemas.microsoft.com/office/word/2023/wordml/word16du" xmlns:w16sdtdh="http://schemas.microsoft.com/office/word/2020/wordml/sdtdatahash" xmlns:w16sdtfl="http://schemas.microsoft.com/office/word/2024/wordml/sdtformatlock" xmlns:w16se="http://schemas.microsoft.com/office/word/2015/wordml/symex" xmlns:wpg="http://schemas.microsoft.com/office/word/2010/wordprocessingGroup" xmlns:wpi="http://schemas.microsoft.com/office/word/2010/wordprocessingInk" xmlns:wne="http://schemas.microsoft.com/office/word/2006/wordml" xmlns:wps="http://schemas.microsoft.com/office/word/2010/wordprocessingShape" mc:Ignorable="w14 w15 w16se w16cid w16 w16cex w16sdtdh w16sdtfl w16du wp14">
   <w:body>
     <w:p>
       <w:pPr>
@@ -1021,7 +1021,6 @@
                         <w:txbxContent>
                           <w:tbl>
                             <w:tblPr>
-                              <w:tblStyle w:val="BodyTextChar"/>
                               <w:tblW w:w="0" w:type="auto"/>
                               <w:tblLayout w:type="fixed"/>
                               <w:tblLook w:val="01E0" w:firstRow="1" w:lastRow="1" w:firstColumn="1" w:lastColumn="1" w:noHBand="0" w:noVBand="0"/>
@@ -1419,6 +1418,7 @@
                                     </w:rPr>
                                     <w:t xml:space="preserve"> </w:t>
                                   </w:r>
+                                  <w:proofErr w:type="gramStart"/>
                                   <w:r>
                                     <w:rPr>
                                       <w:sz w:val="12"/>
@@ -1430,7 +1430,14 @@
                                     <w:rPr>
                                       <w:sz w:val="12"/>
                                     </w:rPr>
-                                    <w:t>sr_no</w:t>
+                                    <w:t>sr</w:t>
+                                  </w:r>
+                                  <w:proofErr w:type="gramEnd"/>
+                                  <w:r>
+                                    <w:rPr>
+                                      <w:sz w:val="12"/>
+                                    </w:rPr>
+                                    <w:t>_no</w:t>
                                   </w:r>
                                   <w:proofErr w:type="spellEnd"/>
                                   <w:r>
@@ -1558,14 +1565,28 @@
                                     <w:rPr>
                                       <w:sz w:val="12"/>
                                     </w:rPr>
-                                    <w:t>_no</w:t>
+                                    <w:t>_</w:t>
+                                  </w:r>
+                                  <w:proofErr w:type="gramStart"/>
+                                  <w:r>
+                                    <w:rPr>
+                                      <w:sz w:val="12"/>
+                                    </w:rPr>
+                                    <w:t>no</w:t>
                                   </w:r>
                                   <w:proofErr w:type="spellEnd"/>
                                   <w:r>
                                     <w:rPr>
                                       <w:sz w:val="12"/>
                                     </w:rPr>
-                                    <w:t xml:space="preserve"> }}</w:t>
+                                    <w:t xml:space="preserve"> }</w:t>
+                                  </w:r>
+                                  <w:proofErr w:type="gramEnd"/>
+                                  <w:r>
+                                    <w:rPr>
+                                      <w:sz w:val="12"/>
+                                    </w:rPr>
+                                    <w:t>}</w:t>
                                   </w:r>
                                   <w:r>
                                     <w:rPr>
@@ -2155,6 +2176,7 @@
                                     </w:rPr>
                                     <w:t xml:space="preserve"> </w:t>
                                   </w:r>
+                                  <w:proofErr w:type="gramStart"/>
                                   <w:r>
                                     <w:rPr>
                                       <w:sz w:val="12"/>
@@ -2166,7 +2188,14 @@
                                     <w:rPr>
                                       <w:sz w:val="12"/>
                                     </w:rPr>
-                                    <w:t>gst_no</w:t>
+                                    <w:t>gst</w:t>
+                                  </w:r>
+                                  <w:proofErr w:type="gramEnd"/>
+                                  <w:r>
+                                    <w:rPr>
+                                      <w:sz w:val="12"/>
+                                    </w:rPr>
+                                    <w:t>_no</w:t>
                                   </w:r>
                                   <w:proofErr w:type="spellEnd"/>
                                   <w:r>
@@ -4096,7 +4125,6 @@
                   <w:txbxContent>
                     <w:tbl>
                       <w:tblPr>
-                        <w:tblStyle w:val="BodyTextChar"/>
                         <w:tblW w:w="0" w:type="auto"/>
                         <w:tblLayout w:type="fixed"/>
                         <w:tblLook w:val="01E0" w:firstRow="1" w:lastRow="1" w:firstColumn="1" w:lastColumn="1" w:noHBand="0" w:noVBand="0"/>
@@ -4494,6 +4522,7 @@
                               </w:rPr>
                               <w:t xml:space="preserve"> </w:t>
                             </w:r>
+                            <w:proofErr w:type="gramStart"/>
                             <w:r>
                               <w:rPr>
                                 <w:sz w:val="12"/>
@@ -4505,7 +4534,14 @@
                               <w:rPr>
                                 <w:sz w:val="12"/>
                               </w:rPr>
-                              <w:t>sr_no</w:t>
+                              <w:t>sr</w:t>
+                            </w:r>
+                            <w:proofErr w:type="gramEnd"/>
+                            <w:r>
+                              <w:rPr>
+                                <w:sz w:val="12"/>
+                              </w:rPr>
+                              <w:t>_no</w:t>
                             </w:r>
                             <w:proofErr w:type="spellEnd"/>
                             <w:r>
@@ -4633,14 +4669,28 @@
                               <w:rPr>
                                 <w:sz w:val="12"/>
                               </w:rPr>
-                              <w:t>_no</w:t>
+                              <w:t>_</w:t>
+                            </w:r>
+                            <w:proofErr w:type="gramStart"/>
+                            <w:r>
+                              <w:rPr>
+                                <w:sz w:val="12"/>
+                              </w:rPr>
+                              <w:t>no</w:t>
                             </w:r>
                             <w:proofErr w:type="spellEnd"/>
                             <w:r>
                               <w:rPr>
                                 <w:sz w:val="12"/>
                               </w:rPr>
-                              <w:t xml:space="preserve"> }}</w:t>
+                              <w:t xml:space="preserve"> }</w:t>
+                            </w:r>
+                            <w:proofErr w:type="gramEnd"/>
+                            <w:r>
+                              <w:rPr>
+                                <w:sz w:val="12"/>
+                              </w:rPr>
+                              <w:t>}</w:t>
                             </w:r>
                             <w:r>
                               <w:rPr>
@@ -5230,6 +5280,7 @@
                               </w:rPr>
                               <w:t xml:space="preserve"> </w:t>
                             </w:r>
+                            <w:proofErr w:type="gramStart"/>
                             <w:r>
                               <w:rPr>
                                 <w:sz w:val="12"/>
@@ -5241,7 +5292,14 @@
                               <w:rPr>
                                 <w:sz w:val="12"/>
                               </w:rPr>
-                              <w:t>gst_no</w:t>
+                              <w:t>gst</w:t>
+                            </w:r>
+                            <w:proofErr w:type="gramEnd"/>
+                            <w:r>
+                              <w:rPr>
+                                <w:sz w:val="12"/>
+                              </w:rPr>
+                              <w:t>_no</w:t>
                             </w:r>
                             <w:proofErr w:type="spellEnd"/>
                             <w:r>
@@ -7658,6 +7716,7 @@
                                     </w:rPr>
                                     <w:t xml:space="preserve"> </w:t>
                                   </w:r>
+                                  <w:proofErr w:type="gramStart"/>
                                   <w:r>
                                     <w:rPr>
                                       <w:sz w:val="12"/>
@@ -7669,7 +7728,14 @@
                                     <w:rPr>
                                       <w:sz w:val="12"/>
                                     </w:rPr>
-                                    <w:t>sr_no</w:t>
+                                    <w:t>sr</w:t>
+                                  </w:r>
+                                  <w:proofErr w:type="gramEnd"/>
+                                  <w:r>
+                                    <w:rPr>
+                                      <w:sz w:val="12"/>
+                                    </w:rPr>
+                                    <w:t>_no</w:t>
                                   </w:r>
                                   <w:proofErr w:type="spellEnd"/>
                                   <w:r>
@@ -7801,14 +7867,28 @@
                                     <w:rPr>
                                       <w:sz w:val="12"/>
                                     </w:rPr>
-                                    <w:t>_no</w:t>
+                                    <w:t>_</w:t>
+                                  </w:r>
+                                  <w:proofErr w:type="gramStart"/>
+                                  <w:r>
+                                    <w:rPr>
+                                      <w:sz w:val="12"/>
+                                    </w:rPr>
+                                    <w:t>no</w:t>
                                   </w:r>
                                   <w:proofErr w:type="spellEnd"/>
                                   <w:r>
                                     <w:rPr>
                                       <w:sz w:val="12"/>
                                     </w:rPr>
-                                    <w:t xml:space="preserve"> }}</w:t>
+                                    <w:t xml:space="preserve"> }</w:t>
+                                  </w:r>
+                                  <w:proofErr w:type="gramEnd"/>
+                                  <w:r>
+                                    <w:rPr>
+                                      <w:sz w:val="12"/>
+                                    </w:rPr>
+                                    <w:t>}</w:t>
                                   </w:r>
                                   <w:r>
                                     <w:rPr>
@@ -8445,6 +8525,7 @@
                                     </w:rPr>
                                     <w:t xml:space="preserve"> </w:t>
                                   </w:r>
+                                  <w:proofErr w:type="gramStart"/>
                                   <w:r>
                                     <w:rPr>
                                       <w:sz w:val="12"/>
@@ -8456,7 +8537,14 @@
                                     <w:rPr>
                                       <w:sz w:val="12"/>
                                     </w:rPr>
-                                    <w:t>gst_no</w:t>
+                                    <w:t>gst</w:t>
+                                  </w:r>
+                                  <w:proofErr w:type="gramEnd"/>
+                                  <w:r>
+                                    <w:rPr>
+                                      <w:sz w:val="12"/>
+                                    </w:rPr>
+                                    <w:t>_no</w:t>
                                   </w:r>
                                   <w:proofErr w:type="spellEnd"/>
                                   <w:r>
@@ -10372,39 +10460,16 @@
                                   <w:pPr>
                                     <w:pStyle w:val="TableParagraph"/>
                                     <w:spacing w:before="27"/>
-                                    <w:ind w:left="224"/>
                                     <w:rPr>
                                       <w:b w:val="0"/>
                                       <w:sz w:val="12"/>
                                     </w:rPr>
                                   </w:pPr>
-                                  <w:proofErr w:type="gramStart"/>
-                                  <w:r>
-                                    <w:rPr>
-                                      <w:sz w:val="12"/>
-                                    </w:rPr>
-                                    <w:t xml:space="preserve">{{ </w:t>
-                                  </w:r>
-                                  <w:proofErr w:type="spellStart"/>
-                                  <w:r>
-                                    <w:rPr>
-                                      <w:sz w:val="12"/>
-                                    </w:rPr>
-                                    <w:t>copy</w:t>
-                                  </w:r>
-                                  <w:proofErr w:type="gramEnd"/>
-                                  <w:r>
-                                    <w:rPr>
-                                      <w:sz w:val="12"/>
-                                    </w:rPr>
-                                    <w:t>_type</w:t>
-                                  </w:r>
-                                  <w:proofErr w:type="spellEnd"/>
-                                  <w:r>
-                                    <w:rPr>
-                                      <w:sz w:val="12"/>
-                                    </w:rPr>
-                                    <w:t xml:space="preserve"> }}</w:t>
+                                  <w:r>
+                                    <w:rPr>
+                                      <w:sz w:val="12"/>
+                                    </w:rPr>
+                                    <w:t xml:space="preserve">   Destination copy</w:t>
                                   </w:r>
                                 </w:p>
                               </w:tc>
@@ -10878,6 +10943,7 @@
                               </w:rPr>
                               <w:t xml:space="preserve"> </w:t>
                             </w:r>
+                            <w:proofErr w:type="gramStart"/>
                             <w:r>
                               <w:rPr>
                                 <w:sz w:val="12"/>
@@ -10889,7 +10955,14 @@
                               <w:rPr>
                                 <w:sz w:val="12"/>
                               </w:rPr>
-                              <w:t>sr_no</w:t>
+                              <w:t>sr</w:t>
+                            </w:r>
+                            <w:proofErr w:type="gramEnd"/>
+                            <w:r>
+                              <w:rPr>
+                                <w:sz w:val="12"/>
+                              </w:rPr>
+                              <w:t>_no</w:t>
                             </w:r>
                             <w:proofErr w:type="spellEnd"/>
                             <w:r>
@@ -11021,14 +11094,28 @@
                               <w:rPr>
                                 <w:sz w:val="12"/>
                               </w:rPr>
-                              <w:t>_no</w:t>
+                              <w:t>_</w:t>
+                            </w:r>
+                            <w:proofErr w:type="gramStart"/>
+                            <w:r>
+                              <w:rPr>
+                                <w:sz w:val="12"/>
+                              </w:rPr>
+                              <w:t>no</w:t>
                             </w:r>
                             <w:proofErr w:type="spellEnd"/>
                             <w:r>
                               <w:rPr>
                                 <w:sz w:val="12"/>
                               </w:rPr>
-                              <w:t xml:space="preserve"> }}</w:t>
+                              <w:t xml:space="preserve"> }</w:t>
+                            </w:r>
+                            <w:proofErr w:type="gramEnd"/>
+                            <w:r>
+                              <w:rPr>
+                                <w:sz w:val="12"/>
+                              </w:rPr>
+                              <w:t>}</w:t>
                             </w:r>
                             <w:r>
                               <w:rPr>
@@ -11665,6 +11752,7 @@
                               </w:rPr>
                               <w:t xml:space="preserve"> </w:t>
                             </w:r>
+                            <w:proofErr w:type="gramStart"/>
                             <w:r>
                               <w:rPr>
                                 <w:sz w:val="12"/>
@@ -11676,7 +11764,14 @@
                               <w:rPr>
                                 <w:sz w:val="12"/>
                               </w:rPr>
-                              <w:t>gst_no</w:t>
+                              <w:t>gst</w:t>
+                            </w:r>
+                            <w:proofErr w:type="gramEnd"/>
+                            <w:r>
+                              <w:rPr>
+                                <w:sz w:val="12"/>
+                              </w:rPr>
+                              <w:t>_no</w:t>
                             </w:r>
                             <w:proofErr w:type="spellEnd"/>
                             <w:r>
@@ -13592,39 +13687,16 @@
                             <w:pPr>
                               <w:pStyle w:val="TableParagraph"/>
                               <w:spacing w:before="27"/>
-                              <w:ind w:left="224"/>
                               <w:rPr>
                                 <w:b w:val="0"/>
                                 <w:sz w:val="12"/>
                               </w:rPr>
                             </w:pPr>
-                            <w:proofErr w:type="gramStart"/>
-                            <w:r>
-                              <w:rPr>
-                                <w:sz w:val="12"/>
-                              </w:rPr>
-                              <w:t xml:space="preserve">{{ </w:t>
-                            </w:r>
-                            <w:proofErr w:type="spellStart"/>
-                            <w:r>
-                              <w:rPr>
-                                <w:sz w:val="12"/>
-                              </w:rPr>
-                              <w:t>copy</w:t>
-                            </w:r>
-                            <w:proofErr w:type="gramEnd"/>
-                            <w:r>
-                              <w:rPr>
-                                <w:sz w:val="12"/>
-                              </w:rPr>
-                              <w:t>_type</w:t>
-                            </w:r>
-                            <w:proofErr w:type="spellEnd"/>
-                            <w:r>
-                              <w:rPr>
-                                <w:sz w:val="12"/>
-                              </w:rPr>
-                              <w:t xml:space="preserve"> }}</w:t>
+                            <w:r>
+                              <w:rPr>
+                                <w:sz w:val="12"/>
+                              </w:rPr>
+                              <w:t xml:space="preserve">   Destination copy</w:t>
                             </w:r>
                           </w:p>
                         </w:tc>
@@ -14467,7 +14539,7 @@
 </file>
 
 <file path=word/endnotes.xml><?xml version="1.0" encoding="utf-8"?>
-<w:endnotes xmlns:wpc="http://schemas.microsoft.com/office/word/2010/wordprocessingCanvas" xmlns:cx="http://schemas.microsoft.com/office/drawing/2014/chartex" xmlns:cx1="http://schemas.microsoft.com/office/drawing/2015/9/8/chartex" xmlns:cx2="http://schemas.microsoft.com/office/drawing/2015/10/21/chartex" xmlns:cx3="http://schemas.microsoft.com/office/drawing/2016/5/9/chartex" xmlns:cx4="http://schemas.microsoft.com/office/drawing/2016/5/10/chartex" xmlns:cx5="http://schemas.microsoft.com/office/drawing/2016/5/11/chartex" xmlns:cx6="http://schemas.microsoft.com/office/drawing/2016/5/12/chartex" xmlns:cx7="http://schemas.microsoft.com/office/drawing/2016/5/13/chartex" xmlns:cx8="http://schemas.microsoft.com/office/drawing/2016/5/14/chartex" xmlns:mc="http://schemas.openxmlformats.org/markup-compatibility/2006" xmlns:aink="http://schemas.microsoft.com/office/drawing/2016/ink" xmlns:am3d="http://schemas.microsoft.com/office/drawing/2017/model3d" xmlns:o="urn:schemas-microsoft-com:office:office" xmlns:oel="http://schemas.microsoft.com/office/2019/extlst" xmlns:r="http://schemas.openxmlformats.org/officeDocument/2006/relationships" xmlns:m="http://schemas.openxmlformats.org/officeDocument/2006/math" xmlns:v="urn:schemas-microsoft-com:vml" xmlns:wp14="http://schemas.microsoft.com/office/word/2010/wordprocessingDrawing" xmlns:wp="http://schemas.openxmlformats.org/drawingml/2006/wordprocessingDrawing" xmlns:w10="urn:schemas-microsoft-com:office:word" xmlns:w="http://schemas.openxmlformats.org/wordprocessingml/2006/main" xmlns:w14="http://schemas.microsoft.com/office/word/2010/wordml" xmlns:w15="http://schemas.microsoft.com/office/word/2012/wordml" xmlns:w16cex="http://schemas.microsoft.com/office/word/2018/wordml/cex" xmlns:w16cid="http://schemas.microsoft.com/office/word/2016/wordml/cid" xmlns:w16="http://schemas.microsoft.com/office/word/2018/wordml" xmlns:w16sdtdh="http://schemas.microsoft.com/office/word/2020/wordml/sdtdatahash" xmlns:w16se="http://schemas.microsoft.com/office/word/2015/wordml/symex" xmlns:wpg="http://schemas.microsoft.com/office/word/2010/wordprocessingGroup" xmlns:wpi="http://schemas.microsoft.com/office/word/2010/wordprocessingInk" xmlns:wne="http://schemas.microsoft.com/office/word/2006/wordml" xmlns:wps="http://schemas.microsoft.com/office/word/2010/wordprocessingShape" mc:Ignorable="w14 w15 w16se w16cid w16 w16cex w16sdtdh wp14">
+<w:endnotes xmlns:wpc="http://schemas.microsoft.com/office/word/2010/wordprocessingCanvas" xmlns:cx="http://schemas.microsoft.com/office/drawing/2014/chartex" xmlns:cx1="http://schemas.microsoft.com/office/drawing/2015/9/8/chartex" xmlns:cx2="http://schemas.microsoft.com/office/drawing/2015/10/21/chartex" xmlns:cx3="http://schemas.microsoft.com/office/drawing/2016/5/9/chartex" xmlns:cx4="http://schemas.microsoft.com/office/drawing/2016/5/10/chartex" xmlns:cx5="http://schemas.microsoft.com/office/drawing/2016/5/11/chartex" xmlns:cx6="http://schemas.microsoft.com/office/drawing/2016/5/12/chartex" xmlns:cx7="http://schemas.microsoft.com/office/drawing/2016/5/13/chartex" xmlns:cx8="http://schemas.microsoft.com/office/drawing/2016/5/14/chartex" xmlns:mc="http://schemas.openxmlformats.org/markup-compatibility/2006" xmlns:aink="http://schemas.microsoft.com/office/drawing/2016/ink" xmlns:am3d="http://schemas.microsoft.com/office/drawing/2017/model3d" xmlns:o="urn:schemas-microsoft-com:office:office" xmlns:oel="http://schemas.microsoft.com/office/2019/extlst" xmlns:r="http://schemas.openxmlformats.org/officeDocument/2006/relationships" xmlns:m="http://schemas.openxmlformats.org/officeDocument/2006/math" xmlns:v="urn:schemas-microsoft-com:vml" xmlns:wp14="http://schemas.microsoft.com/office/word/2010/wordprocessingDrawing" xmlns:wp="http://schemas.openxmlformats.org/drawingml/2006/wordprocessingDrawing" xmlns:w10="urn:schemas-microsoft-com:office:word" xmlns:w="http://schemas.openxmlformats.org/wordprocessingml/2006/main" xmlns:w14="http://schemas.microsoft.com/office/word/2010/wordml" xmlns:w15="http://schemas.microsoft.com/office/word/2012/wordml" xmlns:w16cex="http://schemas.microsoft.com/office/word/2018/wordml/cex" xmlns:w16cid="http://schemas.microsoft.com/office/word/2016/wordml/cid" xmlns:w16="http://schemas.microsoft.com/office/word/2018/wordml" xmlns:w16du="http://schemas.microsoft.com/office/word/2023/wordml/word16du" xmlns:w16sdtdh="http://schemas.microsoft.com/office/word/2020/wordml/sdtdatahash" xmlns:w16sdtfl="http://schemas.microsoft.com/office/word/2024/wordml/sdtformatlock" xmlns:w16se="http://schemas.microsoft.com/office/word/2015/wordml/symex" xmlns:wpg="http://schemas.microsoft.com/office/word/2010/wordprocessingGroup" xmlns:wpi="http://schemas.microsoft.com/office/word/2010/wordprocessingInk" xmlns:wne="http://schemas.microsoft.com/office/word/2006/wordml" xmlns:wps="http://schemas.microsoft.com/office/word/2010/wordprocessingShape" mc:Ignorable="w14 w15 w16se w16cid w16 w16cex w16sdtdh w16sdtfl w16du wp14">
   <w:endnote w:type="separator" w:id="-1">
     <w:p>
       <w:r>
@@ -14486,7 +14558,7 @@
 </file>
 
 <file path=word/footnotes.xml><?xml version="1.0" encoding="utf-8"?>
-<w:footnotes xmlns:wpc="http://schemas.microsoft.com/office/word/2010/wordprocessingCanvas" xmlns:cx="http://schemas.microsoft.com/office/drawing/2014/chartex" xmlns:cx1="http://schemas.microsoft.com/office/drawing/2015/9/8/chartex" xmlns:cx2="http://schemas.microsoft.com/office/drawing/2015/10/21/chartex" xmlns:cx3="http://schemas.microsoft.com/office/drawing/2016/5/9/chartex" xmlns:cx4="http://schemas.microsoft.com/office/drawing/2016/5/10/chartex" xmlns:cx5="http://schemas.microsoft.com/office/drawing/2016/5/11/chartex" xmlns:cx6="http://schemas.microsoft.com/office/drawing/2016/5/12/chartex" xmlns:cx7="http://schemas.microsoft.com/office/drawing/2016/5/13/chartex" xmlns:cx8="http://schemas.microsoft.com/office/drawing/2016/5/14/chartex" xmlns:mc="http://schemas.openxmlformats.org/markup-compatibility/2006" xmlns:aink="http://schemas.microsoft.com/office/drawing/2016/ink" xmlns:am3d="http://schemas.microsoft.com/office/drawing/2017/model3d" xmlns:o="urn:schemas-microsoft-com:office:office" xmlns:oel="http://schemas.microsoft.com/office/2019/extlst" xmlns:r="http://schemas.openxmlformats.org/officeDocument/2006/relationships" xmlns:m="http://schemas.openxmlformats.org/officeDocument/2006/math" xmlns:v="urn:schemas-microsoft-com:vml" xmlns:wp14="http://schemas.microsoft.com/office/word/2010/wordprocessingDrawing" xmlns:wp="http://schemas.openxmlformats.org/drawingml/2006/wordprocessingDrawing" xmlns:w10="urn:schemas-microsoft-com:office:word" xmlns:w="http://schemas.openxmlformats.org/wordprocessingml/2006/main" xmlns:w14="http://schemas.microsoft.com/office/word/2010/wordml" xmlns:w15="http://schemas.microsoft.com/office/word/2012/wordml" xmlns:w16cex="http://schemas.microsoft.com/office/word/2018/wordml/cex" xmlns:w16cid="http://schemas.microsoft.com/office/word/2016/wordml/cid" xmlns:w16="http://schemas.microsoft.com/office/word/2018/wordml" xmlns:w16sdtdh="http://schemas.microsoft.com/office/word/2020/wordml/sdtdatahash" xmlns:w16se="http://schemas.microsoft.com/office/word/2015/wordml/symex" xmlns:wpg="http://schemas.microsoft.com/office/word/2010/wordprocessingGroup" xmlns:wpi="http://schemas.microsoft.com/office/word/2010/wordprocessingInk" xmlns:wne="http://schemas.microsoft.com/office/word/2006/wordml" xmlns:wps="http://schemas.microsoft.com/office/word/2010/wordprocessingShape" mc:Ignorable="w14 w15 w16se w16cid w16 w16cex w16sdtdh wp14">
+<w:footnotes xmlns:wpc="http://schemas.microsoft.com/office/word/2010/wordprocessingCanvas" xmlns:cx="http://schemas.microsoft.com/office/drawing/2014/chartex" xmlns:cx1="http://schemas.microsoft.com/office/drawing/2015/9/8/chartex" xmlns:cx2="http://schemas.microsoft.com/office/drawing/2015/10/21/chartex" xmlns:cx3="http://schemas.microsoft.com/office/drawing/2016/5/9/chartex" xmlns:cx4="http://schemas.microsoft.com/office/drawing/2016/5/10/chartex" xmlns:cx5="http://schemas.microsoft.com/office/drawing/2016/5/11/chartex" xmlns:cx6="http://schemas.microsoft.com/office/drawing/2016/5/12/chartex" xmlns:cx7="http://schemas.microsoft.com/office/drawing/2016/5/13/chartex" xmlns:cx8="http://schemas.microsoft.com/office/drawing/2016/5/14/chartex" xmlns:mc="http://schemas.openxmlformats.org/markup-compatibility/2006" xmlns:aink="http://schemas.microsoft.com/office/drawing/2016/ink" xmlns:am3d="http://schemas.microsoft.com/office/drawing/2017/model3d" xmlns:o="urn:schemas-microsoft-com:office:office" xmlns:oel="http://schemas.microsoft.com/office/2019/extlst" xmlns:r="http://schemas.openxmlformats.org/officeDocument/2006/relationships" xmlns:m="http://schemas.openxmlformats.org/officeDocument/2006/math" xmlns:v="urn:schemas-microsoft-com:vml" xmlns:wp14="http://schemas.microsoft.com/office/word/2010/wordprocessingDrawing" xmlns:wp="http://schemas.openxmlformats.org/drawingml/2006/wordprocessingDrawing" xmlns:w10="urn:schemas-microsoft-com:office:word" xmlns:w="http://schemas.openxmlformats.org/wordprocessingml/2006/main" xmlns:w14="http://schemas.microsoft.com/office/word/2010/wordml" xmlns:w15="http://schemas.microsoft.com/office/word/2012/wordml" xmlns:w16cex="http://schemas.microsoft.com/office/word/2018/wordml/cex" xmlns:w16cid="http://schemas.microsoft.com/office/word/2016/wordml/cid" xmlns:w16="http://schemas.microsoft.com/office/word/2018/wordml" xmlns:w16du="http://schemas.microsoft.com/office/word/2023/wordml/word16du" xmlns:w16sdtdh="http://schemas.microsoft.com/office/word/2020/wordml/sdtdatahash" xmlns:w16sdtfl="http://schemas.microsoft.com/office/word/2024/wordml/sdtformatlock" xmlns:w16se="http://schemas.microsoft.com/office/word/2015/wordml/symex" xmlns:wpg="http://schemas.microsoft.com/office/word/2010/wordprocessingGroup" xmlns:wpi="http://schemas.microsoft.com/office/word/2010/wordprocessingInk" xmlns:wne="http://schemas.microsoft.com/office/word/2006/wordml" xmlns:wps="http://schemas.microsoft.com/office/word/2010/wordprocessingShape" mc:Ignorable="w14 w15 w16se w16cid w16 w16cex w16sdtdh w16sdtfl w16du wp14">
   <w:footnote w:type="separator" w:id="-1">
     <w:p>
       <w:r>
@@ -14505,7 +14577,7 @@
 </file>
 
 <file path=word/styles.xml><?xml version="1.0" encoding="utf-8"?>
-<w:styles xmlns:mc="http://schemas.openxmlformats.org/markup-compatibility/2006" xmlns:r="http://schemas.openxmlformats.org/officeDocument/2006/relationships" xmlns:w="http://schemas.openxmlformats.org/wordprocessingml/2006/main" xmlns:w14="http://schemas.microsoft.com/office/word/2010/wordml" xmlns:w15="http://schemas.microsoft.com/office/word/2012/wordml" xmlns:w16cex="http://schemas.microsoft.com/office/word/2018/wordml/cex" xmlns:w16cid="http://schemas.microsoft.com/office/word/2016/wordml/cid" xmlns:w16="http://schemas.microsoft.com/office/word/2018/wordml" xmlns:w16sdtdh="http://schemas.microsoft.com/office/word/2020/wordml/sdtdatahash" xmlns:w16se="http://schemas.microsoft.com/office/word/2015/wordml/symex" mc:Ignorable="w14 w15 w16se w16cid w16 w16cex w16sdtdh">
+<w:styles xmlns:mc="http://schemas.openxmlformats.org/markup-compatibility/2006" xmlns:r="http://schemas.openxmlformats.org/officeDocument/2006/relationships" xmlns:w="http://schemas.openxmlformats.org/wordprocessingml/2006/main" xmlns:w14="http://schemas.microsoft.com/office/word/2010/wordml" xmlns:w15="http://schemas.microsoft.com/office/word/2012/wordml" xmlns:w16cex="http://schemas.microsoft.com/office/word/2018/wordml/cex" xmlns:w16cid="http://schemas.microsoft.com/office/word/2016/wordml/cid" xmlns:w16="http://schemas.microsoft.com/office/word/2018/wordml" xmlns:w16du="http://schemas.microsoft.com/office/word/2023/wordml/word16du" xmlns:w16sdtdh="http://schemas.microsoft.com/office/word/2020/wordml/sdtdatahash" xmlns:w16sdtfl="http://schemas.microsoft.com/office/word/2024/wordml/sdtformatlock" xmlns:w16se="http://schemas.microsoft.com/office/word/2015/wordml/symex" mc:Ignorable="w14 w15 w16se w16cid w16 w16cex w16sdtdh w16sdtfl w16du">
   <w:docDefaults>
     <w:rPrDefault>
       <w:rPr>
